--- a/Project Plan/EzPlay Project Plan.docx
+++ b/Project Plan/EzPlay Project Plan.docx
@@ -96,7 +96,7 @@
           <w:bCs w:val="1"/>
           <w:rtl w:val="0"/>
         </w:rPr>
-        <w:t xml:space="preserve">EzPlay Project Plan Draft</w:t>
+        <w:t xml:space="preserve">EzPlay Project Plan</w:t>
       </w:r>
     </w:p>
     <w:p>
@@ -350,7 +350,7 @@
     </w:p>
     <w:sdt>
       <w:sdtPr>
-        <w:id w:val="-398137348"/>
+        <w:id w:val="203705944"/>
         <w:docPartObj>
           <w:docPartGallery w:val="Table of Contents"/>
           <w:docPartUnique w:val="1"/>
